--- a/docs/סיטון אפיון מוצר מלא.docx
+++ b/docs/סיטון אפיון מוצר מלא.docx
@@ -1198,7 +1198,7 @@
           <w:szCs w:val="24"/>
           <w:rtl/>
         </w:rPr>
-        <w:t>דדליין</w:t>
+        <w:t>דדליין לעיסקה: מינימום 2 שעות ממועד הפרסום. אין מגבלת מקסימום מוצרית קבועה; קיימת תקרת מערכת טכנית בלבד למניעת שגיאות קלט.</w:t>
       </w:r>
       <w:proofErr w:type="spellEnd"/>
       <w:r>
@@ -1208,7 +1208,7 @@
           <w:szCs w:val="24"/>
           <w:rtl/>
         </w:rPr>
-        <w:t xml:space="preserve"> </w:t>
+        <w:t xml:space="preserve"/>
       </w:r>
       <w:proofErr w:type="spellStart"/>
       <w:r>
@@ -1218,7 +1218,7 @@
           <w:szCs w:val="24"/>
           <w:rtl/>
         </w:rPr>
-        <w:t>לעיסקה</w:t>
+        <w:t/>
       </w:r>
       <w:proofErr w:type="spellEnd"/>
       <w:r>
@@ -1228,15 +1228,15 @@
           <w:szCs w:val="24"/>
           <w:rtl/>
         </w:rPr>
-        <w:t xml:space="preserve"> לא יעלה על 7 ימים ממועד הפרסום</w:t>
-      </w:r>
-      <w:r>
-        <w:rPr>
-          <w:rFonts w:ascii="David" w:eastAsia="Times New Roman" w:hAnsi="David" w:cs="David"/>
-          <w:sz w:val="24"/>
-          <w:szCs w:val="24"/>
-        </w:rPr>
-        <w:t>.</w:t>
+        <w:t xml:space="preserve"/>
+      </w:r>
+      <w:r>
+        <w:rPr>
+          <w:rFonts w:ascii="David" w:eastAsia="Times New Roman" w:hAnsi="David" w:cs="David"/>
+          <w:sz w:val="24"/>
+          <w:szCs w:val="24"/>
+        </w:rPr>
+        <w:t/>
       </w:r>
     </w:p>
     <w:p>
@@ -3391,7 +3391,7 @@
           <w:szCs w:val="24"/>
           <w:rtl/>
         </w:rPr>
-        <w:t>דדליין</w:t>
+        <w:t>דדליין (מינימום 2 שעות, ללא מקסימום קבוע)</w:t>
       </w:r>
       <w:proofErr w:type="spellEnd"/>
       <w:r>
@@ -3401,7 +3401,7 @@
           <w:szCs w:val="24"/>
           <w:rtl/>
         </w:rPr>
-        <w:t xml:space="preserve"> עד 7 ימים</w:t>
+        <w:t xml:space="preserve"/>
       </w:r>
     </w:p>
     <w:p>
@@ -5684,7 +5684,7 @@
           <w:szCs w:val="24"/>
           <w:rtl/>
         </w:rPr>
-        <w:t xml:space="preserve">(מקסימום עד שבעה ימים </w:t>
+        <w:t xml:space="preserve">(מינימום החל מ 2 שעות, ללא מגבלת מקסימום קבועה)</w:t>
       </w:r>
       <w:proofErr w:type="spellStart"/>
       <w:r>
@@ -5694,7 +5694,7 @@
           <w:szCs w:val="24"/>
           <w:rtl/>
         </w:rPr>
-        <w:t>קלנדריים</w:t>
+        <w:t/>
       </w:r>
       <w:proofErr w:type="spellEnd"/>
       <w:r>
@@ -5704,25 +5704,25 @@
           <w:szCs w:val="24"/>
           <w:rtl/>
         </w:rPr>
-        <w:t>,</w:t>
-      </w:r>
-      <w:r>
-        <w:rPr>
-          <w:rFonts w:ascii="David" w:eastAsia="Times New Roman" w:hAnsi="David" w:cs="David"/>
-          <w:sz w:val="24"/>
-          <w:szCs w:val="24"/>
-          <w:rtl/>
-        </w:rPr>
-        <w:t xml:space="preserve"> מינימום החל מ 2 שעות</w:t>
-      </w:r>
-      <w:r>
-        <w:rPr>
-          <w:rFonts w:ascii="David" w:eastAsia="Times New Roman" w:hAnsi="David" w:cs="David"/>
-          <w:sz w:val="24"/>
-          <w:szCs w:val="24"/>
-          <w:rtl/>
-        </w:rPr>
-        <w:t xml:space="preserve">) </w:t>
+        <w:t/>
+      </w:r>
+      <w:r>
+        <w:rPr>
+          <w:rFonts w:ascii="David" w:eastAsia="Times New Roman" w:hAnsi="David" w:cs="David"/>
+          <w:sz w:val="24"/>
+          <w:szCs w:val="24"/>
+          <w:rtl/>
+        </w:rPr>
+        <w:t xml:space="preserve"/>
+      </w:r>
+      <w:r>
+        <w:rPr>
+          <w:rFonts w:ascii="David" w:eastAsia="Times New Roman" w:hAnsi="David" w:cs="David"/>
+          <w:sz w:val="24"/>
+          <w:szCs w:val="24"/>
+          <w:rtl/>
+        </w:rPr>
+        <w:t xml:space="preserve"> </w:t>
       </w:r>
       <w:r>
         <w:rPr>
